--- a/07_Portfolio_Documents/UFCEP4-0-3_Portfolio.docx
+++ b/07_Portfolio_Documents/UFCEP4-0-3_Portfolio.docx
@@ -4345,7 +4345,7 @@
         <w:rPr>
           <w:b/>
         </w:rPr>
-        <w:t xml:space="preserve">16 actors and 37 dependencies</w:t>
+        <w:t>16 actors and 40 dependencies</w:t>
       </w:r>
       <w:r>
         <w:t xml:space="preserve">, each typed as a goal, soft goal, task or resource.</w:t>
@@ -4480,7 +4480,7 @@
         <w:t xml:space="preserve">Dependency count.</w:t>
       </w:r>
       <w:r>
-        <w:t xml:space="preserve"> Thirty-seven dependencies across sixteen actors is a deliberately bounded model. Adding a dependency for every exchange in the process models would produce a diagram with no analytic value; the criterion applied was whether the exchange represents something one actor needs from another that it cannot produce itself.</w:t>
+        <w:t xml:space="preserve"> Forty dependencies across sixteen actors is a deliberately bounded model. Adding a dependency for every exchange in the process models would produce a diagram with no analytic value; the criterion applied was whether the exchange represents something one actor needs from another that it cannot produce itself.</w:t>
       </w:r>
     </w:p>
     <w:p>
@@ -4527,7 +4527,7 @@
         <w:rPr>
           <w:i/>
         </w:rPr>
-        <w:t xml:space="preserve">Figure 5. i* SD model: 16 actors and 37 typed dependencies. Editable source: `06_iStar_Models/iStar_SD_Initial_Release.svg`.</w:t>
+        <w:t>Figure 5. i* SD model: 16 actors and 40 typed dependencies. Editable source: `06_iStar_Models/iStar_SD_Initial_Release.svg`.</w:t>
       </w:r>
     </w:p>
     <w:p>
@@ -21311,7 +21311,7 @@
                 <w:sz w:val="21"/>
                 <w:szCs w:val="21"/>
               </w:rPr>
-              <w:t xml:space="preserve">SD: 16 actors, 37 typed dependencies. SR: 7 actors, 61 elements, 9 boundary dependencies; SD/SR consistency table co-signed</w:t>
+              <w:t>SD: 16 actors, 40 typed dependencies. SR: 7 actors, 61 elements, 9 boundary dependencies; SD/SR consistency table co-signed</w:t>
             </w:r>
           </w:p>
         </w:tc>
@@ -23062,7 +23062,7 @@
                 <w:sz w:val="21"/>
                 <w:szCs w:val="21"/>
               </w:rPr>
-              <w:t xml:space="preserve"> SD v1.0 (16 actors, 37 dependencies); </w:t>
+              <w:t xml:space="preserve"> SD v1.0 (16 actors, 40 dependencies); </w:t>
             </w:r>
             <w:r>
               <w:rPr>

--- a/07_Portfolio_Documents/UFCEP4-0-3_Portfolio.docx
+++ b/07_Portfolio_Documents/UFCEP4-0-3_Portfolio.docx
@@ -2731,7 +2731,7 @@
         <w:t xml:space="preserve">Deployment</w:t>
       </w:r>
       <w:r>
-        <w:t xml:space="preserve"> to a running Camunda 8 Run 8.10.0-alpha5 cluster through the Orchestration Cluster API, together with 68 Camunda Forms generated from the models. Result: </w:t>
+        <w:t xml:space="preserve"> to a running Camunda 8 Run 8.10.0-alpha5 cluster through the Orchestration Cluster API, together with 69 Camunda Forms generated from the models. Result: </w:t>
       </w:r>
       <w:r>
         <w:rPr>
@@ -5333,7 +5333,7 @@
         <w:t xml:space="preserve">O1_Operational_Merged</w:t>
       </w:r>
       <w:r>
-        <w:t xml:space="preserve">, the 68 Camunda Forms attached to the user tasks, and the Zeebe job types attached to the automated tasks. All six process definitions in that set were deployed to a running Camunda 8 Run 8.10.0-alpha5 cluster and executed.</w:t>
+        <w:t>, the 69 Camunda Forms attached to the user tasks, and the Zeebe job types attached to the automated tasks. All six process definitions in that set were deployed to a running Camunda 8 Run 8.10.0-alpha5 cluster and executed.</w:t>
       </w:r>
     </w:p>
     <w:p>
@@ -12530,7 +12530,7 @@
         <w:t xml:space="preserve">O1_Operational_Merged</w:t>
       </w:r>
       <w:r>
-        <w:t xml:space="preserve">, and the 68 Camunda Forms attached to its user tasks. Build 1.0 denotes the frozen snapshot taken for the final release; every result below is attributed to it. The environment follows the deployment model documented for Camunda 8 (Camunda, 2025): the models are executed by the Zeebe engine in the Orchestration Cluster, and the acceptance harness drives them through the Orchestration Cluster API rather than through the desktop Modeler.</w:t>
+        <w:t>, and the 69 Camunda Forms attached to its user tasks. Build 1.0 denotes the frozen snapshot taken for the final release; every result below is attributed to it. The environment follows the deployment model documented for Camunda 8 (Camunda, 2025): the models are executed by the Zeebe engine in the Orchestration Cluster, and the acceptance harness drives them through the Orchestration Cluster API rather than through the desktop Modeler.</w:t>
       </w:r>
     </w:p>
     <w:tbl>
@@ -19485,7 +19485,7 @@
                 <w:sz w:val="21"/>
                 <w:szCs w:val="21"/>
               </w:rPr>
-              <w:t xml:space="preserve">Fixed by generating and deploying 68 forms from the models</w:t>
+              <w:t>Fixed by generating and deploying 69 forms from the models</w:t>
             </w:r>
           </w:p>
         </w:tc>
@@ -22093,7 +22093,7 @@
         <w:t xml:space="preserve">Increment presented (`v1.0`).</w:t>
       </w:r>
       <w:r>
-        <w:t xml:space="preserve"> The integrated strategic model family; the merged operational model; 68 Camunda Forms; the expanded i* SD and SR models; the alignment evaluation with 44 traced requirements; the acceptance evaluation with 18 executed cases; the deployment and execution evidence.</w:t>
+        <w:t xml:space="preserve"> The integrated strategic model family; the merged operational model; 69 Camunda Forms; the expanded i* SD and SR models; the alignment evaluation with 44 traced requirements; the acceptance evaluation with 18 executed cases; the deployment and execution evidence.</w:t>
       </w:r>
     </w:p>
     <w:p>
@@ -27275,7 +27275,7 @@
                 <w:sz w:val="21"/>
                 <w:szCs w:val="21"/>
               </w:rPr>
-              <w:t xml:space="preserve">, the 68 Camunda Forms. Deploy the models and the forms together and the processes run end to end</w:t>
+              <w:t>, the 69 Camunda Forms. Deploy the models and the forms together and the processes run end to end</w:t>
             </w:r>
           </w:p>
         </w:tc>

--- a/07_Portfolio_Documents/UFCEP4-0-3_Portfolio.docx
+++ b/07_Portfolio_Documents/UFCEP4-0-3_Portfolio.docx
@@ -4491,7 +4491,7 @@
       <w:r>
         <w:drawing>
           <wp:inline distT="0" distB="0" distL="0" distR="0">
-            <wp:extent cx="5940000" cy="5117538"/>
+            <wp:extent cx="5940000" cy="2989932"/>
             <wp:docPr id="14" name="Figure 5 — i\* Strategic Dependency model" descr="Figure 5 — i\* Strategic Dependency model"/>
             <a:graphic>
               <a:graphicData uri="http://schemas.openxmlformats.org/drawingml/2006/picture">
@@ -4509,7 +4509,7 @@
                   <pic:spPr>
                     <a:xfrm>
                       <a:off x="0" y="0"/>
-                      <a:ext cx="5940000" cy="5117538"/>
+                      <a:ext cx="5940000" cy="2989932"/>
                     </a:xfrm>
                     <a:prstGeom prst="rect">
                       <a:avLst/>
@@ -4527,7 +4527,7 @@
         <w:rPr>
           <w:i/>
         </w:rPr>
-        <w:t>Figure 5. i* SD model: 16 actors and 40 typed dependencies. Editable source: `06_iStar_Models/iStar_SD_Initial_Release.svg`.</w:t>
+        <w:t>Figure 5. i* SD model: 16 actors and 30 typed dependencies. Editable source: `06_iStar_Models/iStar_SD_Initial_Release.svg`.</w:t>
       </w:r>
     </w:p>
     <w:p>
@@ -5087,7 +5087,7 @@
       <w:r>
         <w:drawing>
           <wp:inline distT="0" distB="0" distL="0" distR="0">
-            <wp:extent cx="5940000" cy="6226200"/>
+            <wp:extent cx="5940000" cy="3981233"/>
             <wp:docPr id="15" name="Figure 6 — i\* Strategic Rationale model" descr="Figure 6 — i\* Strategic Rationale model"/>
             <a:graphic>
               <a:graphicData uri="http://schemas.openxmlformats.org/drawingml/2006/picture">
@@ -5105,7 +5105,7 @@
                   <pic:spPr>
                     <a:xfrm>
                       <a:off x="0" y="0"/>
-                      <a:ext cx="5940000" cy="6226200"/>
+                      <a:ext cx="5940000" cy="3981233"/>
                     </a:xfrm>
                     <a:prstGeom prst="rect">
                       <a:avLst/>
@@ -5123,7 +5123,7 @@
         <w:rPr>
           <w:i/>
         </w:rPr>
-        <w:t xml:space="preserve">Figure 6. i* SR model: seven actors, 61 intentional elements, 56 internal links, 9 boundary dependencies. Editable source: `06_iStar_Models/iStar_SR_Initial_Release.svg`.</w:t>
+        <w:t>Figure 6. i* SR model: six actors, 45 intentional elements, 47 internal links, 10 boundary dependencies. Editable source: `06_iStar_Models/iStar_SR_Initial_Release.svg`.</w:t>
       </w:r>
     </w:p>
     <w:p>
